--- a/eu-gmp-rag/ausgabe/Tierarzneimittel DVO (EU) 2025-2154 GMP Wirkstoffe (1 von 3) Kap I-V Erwägungsgründe, ALLGEMEINE.docx
+++ b/eu-gmp-rag/ausgabe/Tierarzneimittel DVO (EU) 2025-2154 GMP Wirkstoffe (1 von 3) Kap I-V Erwägungsgründe, ALLGEMEINE.docx
@@ -13,22 +13,6 @@
     <w:p>
       <w:r>
         <w:t>Quelle: Amtsblatt der EU, CELEX 32025R2154, https://eur-lex.europa.eu/legal-content/DE/TXT/?uri=CELEX:32025R2154</w:t>
-      </w:r>
-    </w:p>
-    <w:p>
-      <w:r>
-        <w:rPr>
-          <w:b/>
-        </w:rPr>
-        <w:t>Tabelle (zeilenweise wiedergegeben):</w:t>
-      </w:r>
-    </w:p>
-    <w:p>
-      <w:pPr>
-        <w:pStyle w:val="ListBullet"/>
-      </w:pPr>
-      <w:r>
-        <w:t>2025/2154 | 27.10.2025</w:t>
       </w:r>
     </w:p>
     <w:p>
